--- a/sba_application/11_lender_credit_memo/Cover_Letter_and_Anticipated_QA_DRAFT.docx
+++ b/sba_application/11_lender_credit_memo/Cover_Letter_and_Anticipated_QA_DRAFT.docx
@@ -129,7 +129,7 @@
           <w:i w:val="0"/>
           <w:sz w:val="21"/>
         </w:rPr>
-        <w:t>We are pleased to submit this SBA 7(a) loan application for Tyler Hospice HoldCo L.L.C., a Wyoming limited liability company doing business as Azalea Hospice &amp; Palliative Care. We are requesting a $500,000 SBA 7(a) loan as part of a $1,050,000 total project to acquire and operate Hickory Hospice LLC, an established, Medicare-certified hospice agency in the East Texas market, through a complete change of ownership.</w:t>
+        <w:t>We are pleased to submit this SBA 7(a) loan application for Tyler Hospice Hold, LLC, doing business as Azalea Hospice &amp; Palliative Care. We are requesting a $500,000 SBA 7(a) loan as part of a $750,000 total project to acquire and operate Hickory Hospice LLC, an established, Medicare-certified hospice agency in the East Texas market, through a startup change of ownership. The seller is paid in full at close from loan proceeds and our equity injection, so the SBA loan is the only debt the business carries.</w:t>
       </w:r>
     </w:p>
     <w:p>
@@ -159,7 +159,7 @@
           <w:i w:val="0"/>
           <w:sz w:val="21"/>
         </w:rPr>
-        <w:t xml:space="preserve">  - Experienced operator and validated local team. Our Managing Member has grown multiple hospice agencies from sub-30 to 100+ ADC; our Director of Sales has sustained a 40+ ADC referral book in the Tyler market for 4.5 years.</w:t>
+        <w:t xml:space="preserve">  - Experienced operator and validated local team. Our Managing Member has 10+ years of hospice ownership and operations; our Director of Sales has sustained a 40+ ADC referral book in the Tyler market for 4.5 years.</w:t>
       </w:r>
     </w:p>
     <w:p>
@@ -169,7 +169,7 @@
           <w:i w:val="0"/>
           <w:sz w:val="21"/>
         </w:rPr>
-        <w:t xml:space="preserve">  - Meaningful equity. A $250,000 cash equity injection (23.8% of project cost) - more than double the 10% SOP 50 10 8 minimum. $100,000 is already on deposit; the balance funds by the end of July 2026.</w:t>
+        <w:t xml:space="preserve">  - Substantial equity. A $250,000 cash equity injection - 33.3% of the $750,000 project, above the ~30% a startup typically warrants and more than triple the 10% SOP 50 10 8 minimum. $100,000 is already on deposit; the balance follows on a committed schedule.</w:t>
       </w:r>
     </w:p>
     <w:p>
@@ -179,7 +179,7 @@
           <w:i w:val="0"/>
           <w:sz w:val="21"/>
         </w:rPr>
-        <w:t xml:space="preserve">  - Coverage with cushion. Combined debt-service coverage of 1.56x in Year 1, rising to 3.50x and 5.20x; global three-year DSCR of 3.42x against the 1.25x floor. Break-even is ~16 ADC versus a validated opening census of ~22.</w:t>
+        <w:t xml:space="preserve">  - Strong coverage. Because the seller is paid at close (no retained note), the SBA loan is the only debt: DSCR is 3.59x in Year 1, rising to 8.06x and 11.94x (global 7.86x) against the 1.25x floor. Break-even is ~16 ADC versus a validated opening census of ~22.</w:t>
       </w:r>
     </w:p>
     <w:p>
@@ -189,7 +189,7 @@
           <w:i w:val="0"/>
           <w:sz w:val="21"/>
         </w:rPr>
-        <w:t xml:space="preserve">  - Conservative structure. Seller-financed acquisition ($300,000, 36-month note), a fully staffed clinical roster sized to the underwritten census, and an undrawn working-capital line.</w:t>
+        <w:t xml:space="preserve">  - Clean structure. A single SBA loan, no seller note, and a fully staffed clinical roster sized to the underwritten census.</w:t>
       </w:r>
     </w:p>
     <w:p>
@@ -303,7 +303,7 @@
           <w:i w:val="0"/>
           <w:sz w:val="21"/>
         </w:rPr>
-        <w:t>Q: Why is so much of the loan working capital?</w:t>
+        <w:t>Q: Why this level of working capital?</w:t>
       </w:r>
     </w:p>
     <w:p>
@@ -313,7 +313,7 @@
           <w:i w:val="0"/>
           <w:sz w:val="21"/>
         </w:rPr>
-        <w:t>A: This is a relaunch of an acquired agency. The acquisition itself is seller-financed, so SBA proceeds and equity fund the working-capital reserve that carries ramp-period payroll and combined debt service while Medicare receivables normalize to the ~45-day cycle. The model holds a $25,000 minimum cash floor with the $100,000 WC line undrawn in the base case.</w:t>
+        <w:t>A: This is a startup relaunch of an acquired agency. SBA proceeds and equity pay the seller in full at close ($300K) and fund a $372,000 working-capital reserve that carries ramp-period payroll and SBA debt service while Medicare receivables normalize to the ~45-day cycle. Because there is no seller note, monthly debt service is light (~$7,030), so the reserve stretches well through the ramp.</w:t>
       </w:r>
     </w:p>
     <w:p>
@@ -371,7 +371,7 @@
           <w:i w:val="0"/>
           <w:sz w:val="21"/>
         </w:rPr>
-        <w:t>A: $100,000 was wired May 7, 2026 and is on deposit. The remaining $150,000 funds by July 31, 2026. We have scheduled the CHOW close and SBA disbursement to occur after the full $250,000 is on deposit, so the complete injection is verified at disbursement per SOP 50 10 8. Source-of-funds statements are provided for each tranche.</w:t>
+        <w:t>A: $100,000 was wired May 7, 2026 and is on deposit. The balance follows on a committed schedule. We have scheduled the CHOW close and SBA disbursement to occur after the full $250,000 is on deposit, so the complete injection is verified at disbursement per SOP 50 10 8. Source-of-funds statements are provided for each tranche.</w:t>
       </w:r>
     </w:p>
     <w:p>
@@ -400,7 +400,7 @@
           <w:i w:val="0"/>
           <w:sz w:val="21"/>
         </w:rPr>
-        <w:t>A: Opening census of ~22 ADC is underwritten conservatively against a validated referral pipeline: the Director of Sales sustained 40+ ADC in this market for 4.5 years and previously built agencies from single digits to 70-220 patients. Break-even is ~16 ADC, so we are profitable at opening census. The DSCR sensitivity memo stresses census down 10-20% and shows the mitigants (WC line, partly variable roster, springing coverage after the seller note retires).</w:t>
+        <w:t>A: Opening census of ~22 ADC is underwritten conservatively against a validated referral pipeline: the Director of Sales sustained 40+ ADC in this market for 4.5 years and previously built agencies from single digits to 70-220 patients. Break-even is ~16 ADC, so we are profitable at opening census. The DSCR sensitivity memo stresses census down 10-20% and shows the mitigants (the $372K reserve, a partly census-driven roster, and the seller-paid-at-close structure that leaves the SBA loan as the only debt).</w:t>
       </w:r>
     </w:p>
     <w:p>
@@ -429,7 +429,7 @@
           <w:i w:val="0"/>
           <w:sz w:val="21"/>
         </w:rPr>
-        <w:t>A: The enclosed sensitivity analysis tests census, rate, and payroll shocks. The binding risk is a hard census shortfall; mitigants include the undrawn $100,000 WC line (covers ~6 months of debt-service shortfall in a mild-downside year), a roster that can flex with census, opening census 38% above break-even, and the remaining equity tranches. We propose a monthly census-and-cash covenant in Year 1 so the lender can monitor the binding variable.</w:t>
+        <w:t>A: The enclosed sensitivity analysis tests census, rate, and payroll shocks. With no seller note, Year-1 coverage starts at 3.59x and absorbs a 10% census miss, a 5% rate cut, or a 10% wage spike and still clears comfortably; the only break is a hard, sustained 20% census shortfall, bridged by the $372K reserve and a roster that flexes with census. We propose a monthly census-and-cash covenant in Year 1 so the lender can monitor the binding variable.</w:t>
       </w:r>
     </w:p>
     <w:p>
@@ -487,7 +487,7 @@
           <w:i w:val="0"/>
           <w:sz w:val="21"/>
         </w:rPr>
-        <w:t>A: The affiliate group is the borrower, its wholly owned subsidiary Hickory, and the non-operating holding entity Adeline &amp; Lilah, LLC - well within the size standard. Geoff Schackmann sold his prior VistaRiver interest in 2025 and holds only a passive seller note (not an affiliate). See the Affiliate &amp; Size-Standard memo.</w:t>
+        <w:t>A: No operating affiliates. The borrower is a newco acquiring Hickory (which becomes its wholly owned subsidiary), held through the non-operating holding entity Adeline &amp; Lilah, LLC. The Managing Member sold his prior hospice interest (VistaRiver) in August 2025 and holds only a passive seller-financed note - no equity or management role - so it is not an affiliate. He does not own 20%+ of, or control, any other operating business. See the Affiliate &amp; Size-Standard memo.</w:t>
       </w:r>
     </w:p>
     <w:p>
@@ -506,7 +506,7 @@
           <w:i w:val="0"/>
           <w:sz w:val="21"/>
         </w:rPr>
-        <w:t>Q: Why does the business plan show different numbers than the model?</w:t>
+        <w:t>Q: This is a startup newco - how do you get comfortable with no operating history?</w:t>
       </w:r>
     </w:p>
     <w:p>
@@ -516,7 +516,7 @@
           <w:i w:val="0"/>
           <w:sz w:val="21"/>
         </w:rPr>
-        <w:t>A: The business plan (Rev 4.00) was generated from an earlier model version. The current operating model carries a fuller, more defensible clinical roster; revenue matches but costs/EBITDA/DSCR are slightly lower and more conservative. The Reconciliation memo provides the corrected drop-in tables; the plan is being refreshed to match. All figures in the credit memo reflect the current model.</w:t>
+        <w:t>A: The borrower is new, but it acquires an established, billing-ready Medicare-certified agency whose economics are benchmarked to the seller's actual Apr-Jun 2025 collections (~$118K/mo net at ~22 ADC), and it is led by an operator with 10+ years of hospice ownership and a Director of Sales with a validated 40+ ADC East-Texas referral book. The equity injection is 33.3% of project cost, and with the seller paid at close the SBA loan is the only debt - Year-1 DSCR ~3.59x.</w:t>
       </w:r>
     </w:p>
     <w:p>

--- a/sba_application/11_lender_credit_memo/Cover_Letter_and_Anticipated_QA_DRAFT.docx
+++ b/sba_application/11_lender_credit_memo/Cover_Letter_and_Anticipated_QA_DRAFT.docx
@@ -100,7 +100,7 @@
           <w:i w:val="0"/>
           <w:sz w:val="21"/>
         </w:rPr>
-        <w:t>Re: SBA 7(a) loan request - $500,000 - Tyler Hospice HoldCo L.L.C. (Azalea Hospice &amp; Palliative Care) - change-of-ownership acquisition of Hickory Hospice LLC</w:t>
+        <w:t>Re: SBA 7(a) loan request - $555,000 - Tyler Hospice HoldCo L.L.C. (Azalea Hospice &amp; Palliative Care) - change-of-ownership acquisition of Hickory Hospice LLC</w:t>
       </w:r>
     </w:p>
     <w:p>
@@ -129,7 +129,7 @@
           <w:i w:val="0"/>
           <w:sz w:val="21"/>
         </w:rPr>
-        <w:t>We are pleased to submit this SBA 7(a) loan application for Tyler Hospice Hold, LLC, doing business as Azalea Hospice &amp; Palliative Care. We are requesting a $500,000 SBA 7(a) loan as part of a $750,000 total project to acquire and operate Hickory Hospice LLC, an established, Medicare-certified hospice agency in the East Texas market, through a startup change of ownership. The seller is paid in full at close from loan proceeds and our equity injection, so the SBA loan is the only debt the business carries.</w:t>
+        <w:t>We are pleased to submit this SBA 7(a) loan application for Tyler Hospice Hold, LLC, doing business as Azalea Hospice &amp; Palliative Care. We are requesting a $555,000 SBA 7(a) loan as part of a $750,000 total project to acquire and operate Hickory Hospice LLC, an established, Medicare-certified hospice agency in the East Texas market, through a startup change of ownership. The seller is paid in full at close from loan proceeds and our equity injection, so the SBA loan is the only debt the business carries.</w:t>
       </w:r>
     </w:p>
     <w:p>
@@ -169,7 +169,7 @@
           <w:i w:val="0"/>
           <w:sz w:val="21"/>
         </w:rPr>
-        <w:t xml:space="preserve">  - Substantial equity. A $250,000 cash equity injection - 33.3% of the $750,000 project, above the ~30% a startup typically warrants and more than triple the 10% SOP 50 10 8 minimum. $100,000 is already on deposit; the balance follows on a committed schedule.</w:t>
+        <w:t xml:space="preserve">  - Substantial equity. A $195,000 cash equity injection - 26.0% of the $750,000 project, 2.6x the 10% SOP 50 10 8 minimum (below the ~30% some startup lenders prefer). $100,000 is already on deposit; the balance follows on a committed schedule.</w:t>
       </w:r>
     </w:p>
     <w:p>
@@ -179,7 +179,7 @@
           <w:i w:val="0"/>
           <w:sz w:val="21"/>
         </w:rPr>
-        <w:t xml:space="preserve">  - Strong coverage. Because the seller is paid at close (no retained note), the SBA loan is the only debt: DSCR is 3.59x in Year 1, rising to 8.06x and 11.94x (global 7.86x) against the 1.25x floor. Break-even is ~16 ADC versus a validated opening census of ~22.</w:t>
+        <w:t xml:space="preserve">  - Strong coverage. Because the seller is paid at close (no retained note), the SBA loan is the only debt: DSCR is 3.23x in Year 1, rising to 7.26x and 10.76x (global 7.08x) against the 1.25x floor. Break-even is ~16 ADC versus a validated opening census of ~22.</w:t>
       </w:r>
     </w:p>
     <w:p>
@@ -332,7 +332,7 @@
           <w:i w:val="0"/>
           <w:sz w:val="21"/>
         </w:rPr>
-        <w:t>Q: Is Bullard's 19.9% a device to avoid a guaranty?</w:t>
+        <w:t>Q: Is Bullard's 19.5% a device to avoid a guaranty?</w:t>
       </w:r>
     </w:p>
     <w:p>
@@ -342,7 +342,7 @@
           <w:i w:val="0"/>
           <w:sz w:val="21"/>
         </w:rPr>
-        <w:t>A: No. Mr. Bullard is contributing $250,000 of his own savings as a genuine capital contribution for a 19.9% interest - the cash is the equity injection. He holds protective minority rights but no day-to-day operational control; the Manager (Geoff Schackmann via Adeline &amp; Lilah, LLC) controls the business. Per OA Amendment No. 1, Bullard's consent is not required for SBA-loan actions, and the Texas Shootout buy-sell is suspended while the SBA loan is outstanding. He has signed an attestation to this effect. He does not hold a unilateral veto: a 60% Reserved-Matters vote can pass with Adeline &amp; Lilah plus any two operator-members (66.5%).</w:t>
+        <w:t>A: No. Mr. Bullard is contributing $195,000 of his own savings as a genuine capital contribution for a 19.5% interest - the cash is the equity injection. He holds protective minority rights but no day-to-day operational control; the Manager (Geoff Schackmann via Adeline &amp; Lilah, LLC) controls the business. Per OA Amendment No. 1, Bullard's consent is not required for SBA-loan actions, and the Texas Shootout buy-sell is suspended while the SBA loan is outstanding. He has signed an attestation to this effect. He does not hold a unilateral veto: a 60% Reserved-Matters vote can pass with Adeline &amp; Lilah plus any two operator-members (66.5%).</w:t>
       </w:r>
     </w:p>
     <w:p>
@@ -371,7 +371,7 @@
           <w:i w:val="0"/>
           <w:sz w:val="21"/>
         </w:rPr>
-        <w:t>A: $100,000 was wired May 7, 2026 and is on deposit. The balance follows on a committed schedule. We have scheduled the CHOW close and SBA disbursement to occur after the full $250,000 is on deposit, so the complete injection is verified at disbursement per SOP 50 10 8. Source-of-funds statements are provided for each tranche.</w:t>
+        <w:t>A: $100,000 was wired May 7, 2026 and is on deposit. The balance follows on a committed schedule. We have scheduled the CHOW close and SBA disbursement to occur after the full $195,000 is on deposit, so the complete injection is verified at disbursement per SOP 50 10 8. Source-of-funds statements are provided for each tranche.</w:t>
       </w:r>
     </w:p>
     <w:p>
@@ -429,7 +429,7 @@
           <w:i w:val="0"/>
           <w:sz w:val="21"/>
         </w:rPr>
-        <w:t>A: The enclosed sensitivity analysis tests census, rate, and payroll shocks. With no seller note, Year-1 coverage starts at 3.59x and absorbs a 10% census miss, a 5% rate cut, or a 10% wage spike and still clears comfortably; the only break is a hard, sustained 20% census shortfall, bridged by the $372K reserve and a roster that flexes with census. We propose a monthly census-and-cash covenant in Year 1 so the lender can monitor the binding variable.</w:t>
+        <w:t>A: The enclosed sensitivity analysis tests census, rate, and payroll shocks. With no seller note, Year-1 coverage starts at 3.23x and absorbs a 10% census miss, a 5% rate cut, or a 10% wage spike and still clears comfortably; the only break is a hard, sustained 20% census shortfall, bridged by the $372K reserve and a roster that flexes with census. We propose a monthly census-and-cash covenant in Year 1 so the lender can monitor the binding variable.</w:t>
       </w:r>
     </w:p>
     <w:p>
@@ -516,7 +516,7 @@
           <w:i w:val="0"/>
           <w:sz w:val="21"/>
         </w:rPr>
-        <w:t>A: The borrower is new, but it acquires an established, billing-ready Medicare-certified agency whose economics are benchmarked to the seller's actual Apr-Jun 2025 collections (~$118K/mo net at ~22 ADC), and it is led by an operator with 10+ years of hospice ownership and a Director of Sales with a validated 40+ ADC East-Texas referral book. The equity injection is 33.3% of project cost, and with the seller paid at close the SBA loan is the only debt - Year-1 DSCR ~3.59x.</w:t>
+        <w:t>A: The borrower is new, but it acquires an established, billing-ready Medicare-certified agency whose economics are benchmarked to the seller's actual Apr-Jun 2025 collections (~$118K/mo net at ~22 ADC), and it is led by an operator with 10+ years of hospice ownership and a Director of Sales with a validated 40+ ADC East-Texas referral book. The equity injection is 26.0% of project cost, and with the seller paid at close the SBA loan is the only debt - Year-1 DSCR ~3.23x.</w:t>
       </w:r>
     </w:p>
     <w:p>

--- a/sba_application/11_lender_credit_memo/Cover_Letter_and_Anticipated_QA_DRAFT.docx
+++ b/sba_application/11_lender_credit_memo/Cover_Letter_and_Anticipated_QA_DRAFT.docx
@@ -20,7 +20,7 @@
           <w:color w:val="606060"/>
           <w:sz w:val="18"/>
         </w:rPr>
-        <w:t>Tyler Hospice HoldCo L.L.C. (dba Azalea Hospice &amp; Palliative Care)  |  SBA 7(a) Application</w:t>
+        <w:t>Tyler Hospice Hold, LLC (dba Azalea Hospice &amp; Palliative Care)  |  SBA 7(a) Application</w:t>
       </w:r>
     </w:p>
     <w:p>
@@ -100,7 +100,7 @@
           <w:i w:val="0"/>
           <w:sz w:val="21"/>
         </w:rPr>
-        <w:t>Re: SBA 7(a) loan request - $555,000 - Tyler Hospice HoldCo L.L.C. (Azalea Hospice &amp; Palliative Care) - change-of-ownership acquisition of Hickory Hospice LLC</w:t>
+        <w:t>Re: SBA 7(a) loan request - $555,000 - Tyler Hospice Hold, LLC (Azalea Hospice &amp; Palliative Care) - change-of-ownership acquisition of Hickory Hospice LLC</w:t>
       </w:r>
     </w:p>
     <w:p>
@@ -257,7 +257,7 @@
           <w:i w:val="0"/>
           <w:sz w:val="21"/>
         </w:rPr>
-        <w:t>Managing Member, Tyler Hospice HoldCo L.L.C.</w:t>
+        <w:t>Managing Member, Tyler Hospice Hold, LLC</w:t>
       </w:r>
     </w:p>
     <w:p>
@@ -545,7 +545,7 @@
           <w:color w:val="606060"/>
           <w:sz w:val="16"/>
         </w:rPr>
-        <w:t>Prepared for the SBA 7(a) loan application of Tyler Hospice Hold LLC (dba Azalea Hospice &amp; Palliative Care). Confidential.</w:t>
+        <w:t>Prepared for the SBA 7(a) loan application of Tyler Hospice Hold, LLC (dba Azalea Hospice &amp; Palliative Care). Confidential.</w:t>
       </w:r>
     </w:p>
     <w:sectPr>

--- a/sba_application/11_lender_credit_memo/Cover_Letter_and_Anticipated_QA_DRAFT.docx
+++ b/sba_application/11_lender_credit_memo/Cover_Letter_and_Anticipated_QA_DRAFT.docx
@@ -100,7 +100,7 @@
           <w:i w:val="0"/>
           <w:sz w:val="21"/>
         </w:rPr>
-        <w:t>Re: SBA 7(a) loan request - $555,000 - Tyler Hospice Hold, LLC (Azalea Hospice &amp; Palliative Care) - change-of-ownership acquisition of Hickory Hospice LLC</w:t>
+        <w:t>Re: SBA 7(a) loan request - $450,000 - Tyler Hospice Hold, LLC (Azalea Hospice &amp; Palliative Care) - change-of-ownership acquisition of Hickory Hospice LLC</w:t>
       </w:r>
     </w:p>
     <w:p>
@@ -129,7 +129,7 @@
           <w:i w:val="0"/>
           <w:sz w:val="21"/>
         </w:rPr>
-        <w:t>We are pleased to submit this SBA 7(a) loan application for Tyler Hospice Hold, LLC, doing business as Azalea Hospice &amp; Palliative Care. We are requesting a $555,000 SBA 7(a) loan as part of a $750,000 total project to acquire and operate Hickory Hospice LLC, an established, Medicare-certified hospice agency in the East Texas market, through a startup change of ownership. The seller is paid in full at close from loan proceeds and our equity injection, so the SBA loan is the only debt the business carries.</w:t>
+        <w:t>We are pleased to submit this SBA 7(a) loan application for Tyler Hospice Hold, LLC, doing business as Azalea Hospice &amp; Palliative Care. We are requesting a $450,000 SBA 7(a) loan - funding startup costs and working capital - as part of a $945,000 total project to acquire and operate Hickory Hospice LLC, an established, Medicare-certified hospice agency in the East Texas market, through a startup change of ownership. The $300,000 Hickory acquisition is financed by a separate 3-year bank term loan (6%) from a bank our investor uses, which the investor personally guarantees and which is subordinate to the SBA loan (an intercreditor agreement and SBA approval are sought for this piggyback structure).</w:t>
       </w:r>
     </w:p>
     <w:p>
@@ -169,7 +169,7 @@
           <w:i w:val="0"/>
           <w:sz w:val="21"/>
         </w:rPr>
-        <w:t xml:space="preserve">  - Substantial equity. A $195,000 cash equity injection - 26.0% of the $750,000 project, 2.6x the 10% SOP 50 10 8 minimum (below the ~30% some startup lenders prefer). $100,000 is already on deposit; the balance follows on a committed schedule.</w:t>
+        <w:t xml:space="preserve">  - Substantial equity. A $195,000 cash equity injection - 20.6% of the $945,000 project ($180,000 designated as the SBA equity injection, $15,000 additional working capital), above the 10% SOP 50 10 8 minimum. $100,000 is already on deposit; the balance follows on a committed schedule.</w:t>
       </w:r>
     </w:p>
     <w:p>
@@ -179,7 +179,7 @@
           <w:i w:val="0"/>
           <w:sz w:val="21"/>
         </w:rPr>
-        <w:t xml:space="preserve">  - Strong coverage. Because the seller is paid at close (no retained note), the SBA loan is the only debt: DSCR is 3.23x in Year 1, rising to 7.26x and 10.76x (global 7.08x) against the 1.25x floor. Break-even is ~16 ADC versus a validated opening census of ~22.</w:t>
+        <w:t xml:space="preserve">  - Coverage. Combined debt service in Years 1-3 is ~$169,211/yr (SBA $59,692 + bank $109,519), covered at 1.79x in Year 1 and rising to 4.02x and 5.95x (global 3.92x) against the 1.25x floor; after Year 3 the bank loan is fully amortized and only the SBA loan remains. Break-even is ~16 ADC versus a validated opening census of ~22.</w:t>
       </w:r>
     </w:p>
     <w:p>
@@ -189,7 +189,7 @@
           <w:i w:val="0"/>
           <w:sz w:val="21"/>
         </w:rPr>
-        <w:t xml:space="preserve">  - Clean structure. A single SBA loan, no seller note, and a fully staffed clinical roster sized to the underwritten census.</w:t>
+        <w:t xml:space="preserve">  - Structure. A senior SBA loan funding startup and a $567,000 working-capital reserve, paired with a subordinate, investor-guaranteed bank acquisition loan, and a fully staffed clinical roster sized to the underwritten census.</w:t>
       </w:r>
     </w:p>
     <w:p>
@@ -313,7 +313,7 @@
           <w:i w:val="0"/>
           <w:sz w:val="21"/>
         </w:rPr>
-        <w:t>A: This is a startup relaunch of an acquired agency. SBA proceeds and equity pay the seller in full at close ($300K) and fund a $372,000 working-capital reserve that carries ramp-period payroll and SBA debt service while Medicare receivables normalize to the ~45-day cycle. Because there is no seller note, monthly debt service is light (~$7,030), so the reserve stretches well through the ramp.</w:t>
+        <w:t>A: This is a startup relaunch of an acquired agency. The bank acquisition loan funds the $300K Hickory purchase; the $450K SBA loan and equity fund startup, equipment, and a $567,000 working-capital reserve that carries ramp-period payroll and combined debt service while Medicare receivables normalize to the ~45-day cycle. Combined debt service runs ~$14,101/mo in Years 1-3 (SBA $4,974 + bank $9,127); the reserve is sized to keep the LOC undrawn and minimum cash positive (~$445K) through that front-loaded window, after which the bank loan retires and only the SBA loan remains.</w:t>
       </w:r>
     </w:p>
     <w:p>
@@ -332,7 +332,7 @@
           <w:i w:val="0"/>
           <w:sz w:val="21"/>
         </w:rPr>
-        <w:t>Q: Is Bullard's 19.5% a device to avoid a guaranty?</w:t>
+        <w:t>Q: Is Bullard's 19.5% a device to avoid the SBA guaranty?</w:t>
       </w:r>
     </w:p>
     <w:p>
@@ -342,7 +342,7 @@
           <w:i w:val="0"/>
           <w:sz w:val="21"/>
         </w:rPr>
-        <w:t>A: No. Mr. Bullard is contributing $195,000 of his own savings as a genuine capital contribution for a 19.5% interest - the cash is the equity injection. He holds protective minority rights but no day-to-day operational control; the Manager (Geoff Schackmann via Adeline &amp; Lilah, LLC) controls the business. Per OA Amendment No. 1, Bullard's consent is not required for SBA-loan actions, and the Texas Shootout buy-sell is suspended while the SBA loan is outstanding. He has signed an attestation to this effect. He does not hold a unilateral veto: a 60% Reserved-Matters vote can pass with Adeline &amp; Lilah plus any two operator-members (66.5%).</w:t>
+        <w:t>A: No. Mr. Bullard is contributing $195,000 of his own savings as a genuine capital contribution for a 19.5% interest - the cash is the equity injection. He holds protective minority rights but no day-to-day operational control; the Manager (Geoff Schackmann via Adeline &amp; Lilah, LLC) controls the business. He provides no SBA guaranty (under 20%, non-controlling), but he does personally guarantee the separate $300,000 bank acquisition loan, so he carries real risk in the deal. Per OA Amendment No. 1, Bullard's consent is not required for SBA-loan actions, and the Texas Shootout buy-sell is suspended while the SBA loan is outstanding. He has signed an attestation to this effect. He does not hold a unilateral veto: a 60% Reserved-Matters vote can pass with Adeline &amp; Lilah plus any two operator-members (66.5%).</w:t>
       </w:r>
     </w:p>
     <w:p>
@@ -400,7 +400,7 @@
           <w:i w:val="0"/>
           <w:sz w:val="21"/>
         </w:rPr>
-        <w:t>A: Opening census of ~22 ADC is underwritten conservatively against a validated referral pipeline: the Director of Sales sustained 40+ ADC in this market for 4.5 years and previously built agencies from single digits to 70-220 patients. Break-even is ~16 ADC, so we are profitable at opening census. The DSCR sensitivity memo stresses census down 10-20% and shows the mitigants (the $372K reserve, a partly census-driven roster, and the seller-paid-at-close structure that leaves the SBA loan as the only debt).</w:t>
+        <w:t>A: Opening census of ~22 ADC is underwritten conservatively against a validated referral pipeline: the Director of Sales sustained 40+ ADC in this market for 4.5 years and previously built agencies from single digits to 70-220 patients. Break-even is ~16 ADC, so we are profitable at opening census. The DSCR sensitivity memo stresses census down 10-20% and shows the mitigants (the $567K reserve that keeps the LOC undrawn, a partly census-driven roster, and the bank acquisition loan's 3-year retirement after which only the SBA loan remains).</w:t>
       </w:r>
     </w:p>
     <w:p>
@@ -429,7 +429,7 @@
           <w:i w:val="0"/>
           <w:sz w:val="21"/>
         </w:rPr>
-        <w:t>A: The enclosed sensitivity analysis tests census, rate, and payroll shocks. With no seller note, Year-1 coverage starts at 3.23x and absorbs a 10% census miss, a 5% rate cut, or a 10% wage spike and still clears comfortably; the only break is a hard, sustained 20% census shortfall, bridged by the $372K reserve and a roster that flexes with census. We propose a monthly census-and-cash covenant in Year 1 so the lender can monitor the binding variable.</w:t>
+        <w:t>A: The enclosed sensitivity analysis tests census, rate, and payroll shocks against combined debt service ($169,211/yr). Year-1 coverage starts at 1.79x and absorbs a 5% rate cut or a 5-10% wage increase while staying above the floor. Coverage is tighter in the ramp years because the bank loan is front-loaded on a 3-year amortization: a ~10-20% census shortfall pushes Year-1 DSCR below 1.0x, bridged by the $567K reserve (LOC undrawn, min cash ~$445K) and a roster that flexes with census, and eased once the bank loan retires after Year 3. We propose a monthly census-and-cash covenant during the ramp years so the lender can monitor the binding variable.</w:t>
       </w:r>
     </w:p>
     <w:p>
@@ -516,7 +516,7 @@
           <w:i w:val="0"/>
           <w:sz w:val="21"/>
         </w:rPr>
-        <w:t>A: The borrower is new, but it acquires an established, billing-ready Medicare-certified agency whose economics are benchmarked to the seller's actual Apr-Jun 2025 collections (~$118K/mo net at ~22 ADC), and it is led by an operator with 10+ years of hospice ownership and a Director of Sales with a validated 40+ ADC East-Texas referral book. The equity injection is 26.0% of project cost, and with the seller paid at close the SBA loan is the only debt - Year-1 DSCR ~3.23x.</w:t>
+        <w:t>A: The borrower is new, but it acquires an established, billing-ready Medicare-certified agency whose economics are benchmarked to the seller's actual Apr-Jun 2025 collections (~$118K/mo net at ~22 ADC), and it is led by an operator with 10+ years of hospice ownership and a Director of Sales with a validated 40+ ADC East-Texas referral book. The equity injection is 20.6% of project cost, and combined debt service (SBA + subordinate bank acquisition loan) is covered at 1.79x in Year 1, rising to 4.02x and 5.95x as census ramps.</w:t>
       </w:r>
     </w:p>
     <w:p>

--- a/sba_application/11_lender_credit_memo/Cover_Letter_and_Anticipated_QA_DRAFT.docx
+++ b/sba_application/11_lender_credit_memo/Cover_Letter_and_Anticipated_QA_DRAFT.docx
@@ -159,7 +159,7 @@
           <w:i w:val="0"/>
           <w:sz w:val="21"/>
         </w:rPr>
-        <w:t xml:space="preserve">  - Experienced operator and validated local team. Our Managing Member has 10+ years of hospice ownership and operations; our Director of Sales has sustained a 40+ ADC referral book in the Tyler market for 4.5 years.</w:t>
+        <w:t xml:space="preserve">  - Experienced operator and validated local team. Our Manager has 10+ years of hospice ownership and operations; our Director of Sales has sustained a 40+ ADC referral book in the Tyler market for 4.5 years.</w:t>
       </w:r>
     </w:p>
     <w:p>
@@ -199,7 +199,7 @@
           <w:i w:val="0"/>
           <w:sz w:val="21"/>
         </w:rPr>
-        <w:t>The enclosed package is indexed in the Submission Cover Sheet and includes the Company Profile, Use of Proceeds, Business Plan, financial model, equity-injection documentation, the borrower's operating agreement (as amended), and a lender credit memorandum with a DSCR sensitivity analysis. The sole 20%+ owner and guarantor is Geoff Schackmann (through Adeline &amp; Lilah, LLC); his personal financial information is provided separately.</w:t>
+        <w:t>The enclosed package is indexed in the Submission Cover Sheet and includes the Company Profile, Use of Proceeds, Business Plan, financial model, equity-injection documentation, the borrower's operating agreement (as amended and restated), and a lender credit memorandum with a DSCR sensitivity analysis. The sole 20%+ owner and guarantor is Geoff Schackmann (direct individual 39.9% owner); his personal financial information is provided separately.</w:t>
       </w:r>
     </w:p>
     <w:p>
@@ -257,7 +257,7 @@
           <w:i w:val="0"/>
           <w:sz w:val="21"/>
         </w:rPr>
-        <w:t>Managing Member, Tyler Hospice Hold, LLC</w:t>
+        <w:t>Manager, Tyler Hospice Hold, LLC</w:t>
       </w:r>
     </w:p>
     <w:p>
@@ -342,7 +342,7 @@
           <w:i w:val="0"/>
           <w:sz w:val="21"/>
         </w:rPr>
-        <w:t>A: No. Mr. Bullard is contributing $195,000 of his own savings as a genuine capital contribution for a 19.5% interest - the cash is the equity injection. He holds protective minority rights but no day-to-day operational control; the Manager (Geoff Schackmann via Adeline &amp; Lilah, LLC) controls the business. He provides no SBA guaranty (under 20%, non-controlling), but he does personally guarantee the separate $300,000 bank acquisition loan, so he carries real risk in the deal. Per OA Amendment No. 1, Bullard's consent is not required for SBA-loan actions, and the Texas Shootout buy-sell is suspended while the SBA loan is outstanding. He has signed an attestation to this effect. He does not hold a unilateral veto: a 60% Reserved-Matters vote can pass with Adeline &amp; Lilah plus any two operator-members (66.5%).</w:t>
+        <w:t>A: No. Mr. Bullard is contributing $195,000 of his own savings as a genuine capital contribution for a 19.5% interest - the cash is the equity injection. He holds protective minority rights but no day-to-day operational control; the Manager (Geoff Schackmann, direct individual 39.9% owner) controls the business. He provides no SBA guaranty (under 20%, non-controlling), but he does personally guarantee the separate $300,000 bank acquisition loan, so he carries real risk in the deal. Per the Amended &amp; Restated Operating Agreement, Bullard's consent is not required for SBA-loan actions, and the Texas Shootout buy-sell is suspended while the SBA loan is outstanding. He has signed an attestation to this effect. He does not hold a unilateral veto: a 60% Reserved-Matters vote can pass with Geoff plus any two operator-members (66.5%).</w:t>
       </w:r>
     </w:p>
     <w:p>
@@ -487,7 +487,7 @@
           <w:i w:val="0"/>
           <w:sz w:val="21"/>
         </w:rPr>
-        <w:t>A: No operating affiliates. The borrower is a newco acquiring Hickory (which becomes its wholly owned subsidiary), held through the non-operating holding entity Adeline &amp; Lilah, LLC. The Managing Member sold his prior hospice interest (VistaRiver) in August 2025 and holds only a passive seller-financed note - no equity or management role - so it is not an affiliate. He does not own 20%+ of, or control, any other operating business. See the Affiliate &amp; Size-Standard memo.</w:t>
+        <w:t>A: No operating affiliates. The borrower is a newco acquiring Hickory (which becomes its wholly owned subsidiary); its controlling owner, Geoff Schackmann, holds his 39.9% interest directly as an individual, so there is no intervening holding entity. Geoff sold his prior hospice interest (VistaRiver) in August 2025 and holds only a passive seller-financed note - no equity or management role - so it is not an affiliate. He does not own 20%+ of, or control, any other operating business. See the Affiliate &amp; Size-Standard memo.</w:t>
       </w:r>
     </w:p>
     <w:p>
